--- a/Activity.docx
+++ b/Activity.docx
@@ -13,7 +13,7 @@
           <w:u w:val="single"/>
         </w:rPr>
       </w:pPr>
-      <w:bookmarkStart w:colFirst="0" w:colLast="0" w:name="_56k7q63zhk5q" w:id="0"/>
+      <w:bookmarkStart w:colFirst="0" w:colLast="0" w:name="_fqoraidejqzv" w:id="0"/>
       <w:bookmarkEnd w:id="0"/>
       <w:r>
         <w:rPr>
@@ -22,7 +22,242 @@
           <w:u w:val="single"/>
           <w:rtl w:val="0"/>
         </w:rPr>
-        <w:t xml:space="preserve">ACTIVITY</w:t>
+        <w:t xml:space="preserve">ACTIVITY - 1</w:t>
+      </w:r>
+    </w:p>
+    <w:p>
+      <w:pPr>
+        <w:rPr/>
+      </w:pPr>
+      <w:r>
+        <w:rPr>
+          <w:rtl w:val="0"/>
+        </w:rPr>
+      </w:r>
+    </w:p>
+    <w:p>
+      <w:pPr>
+        <w:spacing w:after="220" w:before="220" w:line="342.85714285714283" w:lineRule="auto"/>
+        <w:rPr>
+          <w:sz w:val="21"/>
+          <w:szCs w:val="21"/>
+        </w:rPr>
+      </w:pPr>
+      <w:r>
+        <w:rPr>
+          <w:sz w:val="21"/>
+          <w:szCs w:val="21"/>
+          <w:rtl w:val="0"/>
+        </w:rPr>
+        <w:t xml:space="preserve">The CEO has approved a budget of </w:t>
+      </w:r>
+      <w:r>
+        <w:rPr>
+          <w:b w:val="1"/>
+          <w:bCs w:val="1"/>
+          <w:sz w:val="21"/>
+          <w:szCs w:val="21"/>
+          <w:u w:val="single"/>
+          <w:rtl w:val="0"/>
+        </w:rPr>
+        <w:t xml:space="preserve">₹10 Crore</w:t>
+      </w:r>
+      <w:r>
+        <w:rPr>
+          <w:sz w:val="21"/>
+          <w:szCs w:val="21"/>
+          <w:rtl w:val="0"/>
+        </w:rPr>
+        <w:t xml:space="preserve"> for a major growth initiative next year. However, there is disagreement among the leadership team:</w:t>
+      </w:r>
+    </w:p>
+    <w:p>
+      <w:pPr>
+        <w:numPr>
+          <w:ilvl w:val="0"/>
+          <w:numId w:val="3"/>
+        </w:numPr>
+        <w:spacing w:after="0" w:afterAutospacing="0" w:before="220" w:lineRule="auto"/>
+        <w:ind w:left="720" w:hanging="360"/>
+      </w:pPr>
+      <w:r>
+        <w:rPr>
+          <w:sz w:val="21"/>
+          <w:szCs w:val="21"/>
+          <w:rtl w:val="0"/>
+        </w:rPr>
+        <w:t xml:space="preserve">Sales wants more discounts.</w:t>
+      </w:r>
+    </w:p>
+    <w:p>
+      <w:pPr>
+        <w:numPr>
+          <w:ilvl w:val="0"/>
+          <w:numId w:val="3"/>
+        </w:numPr>
+        <w:spacing w:after="0" w:afterAutospacing="0" w:before="0" w:beforeAutospacing="0" w:lineRule="auto"/>
+        <w:ind w:left="720" w:hanging="360"/>
+      </w:pPr>
+      <w:r>
+        <w:rPr>
+          <w:sz w:val="21"/>
+          <w:szCs w:val="21"/>
+          <w:rtl w:val="0"/>
+        </w:rPr>
+        <w:t xml:space="preserve">Marketing wants to focus on Premium customers.</w:t>
+      </w:r>
+    </w:p>
+    <w:p>
+      <w:pPr>
+        <w:numPr>
+          <w:ilvl w:val="0"/>
+          <w:numId w:val="3"/>
+        </w:numPr>
+        <w:spacing w:after="0" w:afterAutospacing="0" w:before="0" w:beforeAutospacing="0" w:lineRule="auto"/>
+        <w:ind w:left="720" w:hanging="360"/>
+      </w:pPr>
+      <w:r>
+        <w:rPr>
+          <w:sz w:val="21"/>
+          <w:szCs w:val="21"/>
+          <w:rtl w:val="0"/>
+        </w:rPr>
+        <w:t xml:space="preserve">Operations wants to expand in specific regions.</w:t>
+      </w:r>
+    </w:p>
+    <w:p>
+      <w:pPr>
+        <w:numPr>
+          <w:ilvl w:val="0"/>
+          <w:numId w:val="3"/>
+        </w:numPr>
+        <w:spacing w:after="220" w:before="0" w:beforeAutospacing="0" w:lineRule="auto"/>
+        <w:ind w:left="720" w:hanging="360"/>
+      </w:pPr>
+      <w:r>
+        <w:rPr>
+          <w:sz w:val="21"/>
+          <w:szCs w:val="21"/>
+          <w:rtl w:val="0"/>
+        </w:rPr>
+        <w:t xml:space="preserve">E-commerce wants more investment in online channels.</w:t>
+      </w:r>
+    </w:p>
+    <w:p>
+      <w:pPr>
+        <w:spacing w:after="220" w:before="220" w:line="342.85714285714283" w:lineRule="auto"/>
+        <w:rPr>
+          <w:sz w:val="21"/>
+          <w:szCs w:val="21"/>
+        </w:rPr>
+      </w:pPr>
+      <w:r>
+        <w:rPr>
+          <w:sz w:val="21"/>
+          <w:szCs w:val="21"/>
+          <w:rtl w:val="0"/>
+        </w:rPr>
+        <w:t xml:space="preserve">Your job is to use Pandas to identify the best investment opportunity.</w:t>
+      </w:r>
+    </w:p>
+    <w:p>
+      <w:pPr>
+        <w:spacing w:after="220" w:before="220" w:line="342.85714285714283" w:lineRule="auto"/>
+        <w:rPr>
+          <w:sz w:val="33"/>
+          <w:szCs w:val="33"/>
+        </w:rPr>
+      </w:pPr>
+      <w:r>
+        <w:rPr>
+          <w:sz w:val="33"/>
+          <w:szCs w:val="33"/>
+          <w:rtl w:val="0"/>
+        </w:rPr>
+        <w:t xml:space="preserve">Objective</w:t>
+      </w:r>
+    </w:p>
+    <w:p>
+      <w:pPr>
+        <w:spacing w:after="220" w:before="220" w:line="342.85714285714283" w:lineRule="auto"/>
+        <w:rPr>
+          <w:b w:val="1"/>
+          <w:bCs w:val="1"/>
+          <w:u w:val="single"/>
+        </w:rPr>
+      </w:pPr>
+      <w:r>
+        <w:rPr>
+          <w:sz w:val="21"/>
+          <w:szCs w:val="21"/>
+          <w:rtl w:val="0"/>
+        </w:rPr>
+        <w:t xml:space="preserve">Using only Pandas operations, analyze the dataset and recommend: </w:t>
+      </w:r>
+      <w:r>
+        <w:rPr>
+          <w:b w:val="1"/>
+          <w:bCs w:val="1"/>
+          <w:i w:val="1"/>
+          <w:iCs w:val="1"/>
+          <w:sz w:val="21"/>
+          <w:szCs w:val="21"/>
+          <w:u w:val="single"/>
+          <w:rtl w:val="0"/>
+        </w:rPr>
+        <w:t xml:space="preserve">"Where should RetailMax invest ₹10 Crore next year?"</w:t>
+      </w:r>
+      <w:r>
+        <w:rPr>
+          <w:rtl w:val="0"/>
+        </w:rPr>
+      </w:r>
+    </w:p>
+    <w:p>
+      <w:pPr>
+        <w:pStyle w:val="Heading2"/>
+        <w:spacing w:after="220" w:before="220" w:line="342.85714285714283" w:lineRule="auto"/>
+        <w:jc w:val="center"/>
+        <w:rPr>
+          <w:b w:val="1"/>
+          <w:bCs w:val="1"/>
+          <w:u w:val="single"/>
+        </w:rPr>
+      </w:pPr>
+      <w:bookmarkStart w:colFirst="0" w:colLast="0" w:name="_2pz5s9uvtqa4" w:id="1"/>
+      <w:bookmarkEnd w:id="1"/>
+      <w:r>
+        <w:pict>
+          <v:rect style="width:0.0pt;height:1.5pt" o:hr="t" o:hrstd="t" o:hralign="center" fillcolor="#A0A0A0" stroked="f"/>
+        </w:pict>
+      </w:r>
+      <w:r>
+        <w:rPr>
+          <w:rtl w:val="0"/>
+        </w:rPr>
+      </w:r>
+    </w:p>
+    <w:p>
+      <w:pPr>
+        <w:pStyle w:val="Heading2"/>
+        <w:spacing w:after="220" w:before="220" w:line="342.85714285714283" w:lineRule="auto"/>
+        <w:jc w:val="center"/>
+        <w:rPr>
+          <w:b w:val="1"/>
+          <w:bCs w:val="1"/>
+          <w:u w:val="single"/>
+        </w:rPr>
+      </w:pPr>
+      <w:bookmarkStart w:colFirst="0" w:colLast="0" w:name="_56k7q63zhk5q" w:id="2"/>
+      <w:bookmarkEnd w:id="2"/>
+      <w:r>
+        <w:rPr>
+          <w:b w:val="1"/>
+          <w:bCs w:val="1"/>
+          <w:u w:val="single"/>
+          <w:rtl w:val="0"/>
+        </w:rPr>
+        <w:t xml:space="preserve">ACTIVITY - 2</w:t>
       </w:r>
     </w:p>
     <w:p>
@@ -181,8 +416,8 @@
           <w:szCs w:val="33"/>
         </w:rPr>
       </w:pPr>
-      <w:bookmarkStart w:colFirst="0" w:colLast="0" w:name="_yg1nfitda8bu" w:id="1"/>
-      <w:bookmarkEnd w:id="1"/>
+      <w:bookmarkStart w:colFirst="0" w:colLast="0" w:name="_yg1nfitda8bu" w:id="3"/>
+      <w:bookmarkEnd w:id="3"/>
       <w:r>
         <w:rPr>
           <w:sz w:val="33"/>
@@ -637,11 +872,130 @@
       </w:rPr>
     </w:lvl>
   </w:abstractNum>
+  <w:abstractNum w:abstractNumId="3">
+    <w:lvl w:ilvl="0">
+      <w:start w:val="1"/>
+      <w:numFmt w:val="bullet"/>
+      <w:lvlText w:val="●"/>
+      <w:lvlJc w:val="left"/>
+      <w:pPr>
+        <w:ind w:left="720" w:hanging="360"/>
+      </w:pPr>
+      <w:rPr>
+        <w:b w:val="0"/>
+        <w:bCs w:val="0"/>
+        <w:i w:val="0"/>
+        <w:iCs w:val="0"/>
+        <w:sz w:val="21"/>
+        <w:szCs w:val="21"/>
+        <w:u w:val="none"/>
+      </w:rPr>
+    </w:lvl>
+    <w:lvl w:ilvl="1">
+      <w:start w:val="1"/>
+      <w:numFmt w:val="bullet"/>
+      <w:lvlText w:val="○"/>
+      <w:lvlJc w:val="left"/>
+      <w:pPr>
+        <w:ind w:left="1440" w:hanging="360"/>
+      </w:pPr>
+      <w:rPr>
+        <w:u w:val="none"/>
+      </w:rPr>
+    </w:lvl>
+    <w:lvl w:ilvl="2">
+      <w:start w:val="1"/>
+      <w:numFmt w:val="bullet"/>
+      <w:lvlText w:val="■"/>
+      <w:lvlJc w:val="left"/>
+      <w:pPr>
+        <w:ind w:left="2160" w:hanging="360"/>
+      </w:pPr>
+      <w:rPr>
+        <w:u w:val="none"/>
+      </w:rPr>
+    </w:lvl>
+    <w:lvl w:ilvl="3">
+      <w:start w:val="1"/>
+      <w:numFmt w:val="bullet"/>
+      <w:lvlText w:val="●"/>
+      <w:lvlJc w:val="left"/>
+      <w:pPr>
+        <w:ind w:left="2880" w:hanging="360"/>
+      </w:pPr>
+      <w:rPr>
+        <w:u w:val="none"/>
+      </w:rPr>
+    </w:lvl>
+    <w:lvl w:ilvl="4">
+      <w:start w:val="1"/>
+      <w:numFmt w:val="bullet"/>
+      <w:lvlText w:val="○"/>
+      <w:lvlJc w:val="left"/>
+      <w:pPr>
+        <w:ind w:left="3600" w:hanging="360"/>
+      </w:pPr>
+      <w:rPr>
+        <w:u w:val="none"/>
+      </w:rPr>
+    </w:lvl>
+    <w:lvl w:ilvl="5">
+      <w:start w:val="1"/>
+      <w:numFmt w:val="bullet"/>
+      <w:lvlText w:val="■"/>
+      <w:lvlJc w:val="left"/>
+      <w:pPr>
+        <w:ind w:left="4320" w:hanging="360"/>
+      </w:pPr>
+      <w:rPr>
+        <w:u w:val="none"/>
+      </w:rPr>
+    </w:lvl>
+    <w:lvl w:ilvl="6">
+      <w:start w:val="1"/>
+      <w:numFmt w:val="bullet"/>
+      <w:lvlText w:val="●"/>
+      <w:lvlJc w:val="left"/>
+      <w:pPr>
+        <w:ind w:left="5040" w:hanging="360"/>
+      </w:pPr>
+      <w:rPr>
+        <w:u w:val="none"/>
+      </w:rPr>
+    </w:lvl>
+    <w:lvl w:ilvl="7">
+      <w:start w:val="1"/>
+      <w:numFmt w:val="bullet"/>
+      <w:lvlText w:val="○"/>
+      <w:lvlJc w:val="left"/>
+      <w:pPr>
+        <w:ind w:left="5760" w:hanging="360"/>
+      </w:pPr>
+      <w:rPr>
+        <w:u w:val="none"/>
+      </w:rPr>
+    </w:lvl>
+    <w:lvl w:ilvl="8">
+      <w:start w:val="1"/>
+      <w:numFmt w:val="bullet"/>
+      <w:lvlText w:val="■"/>
+      <w:lvlJc w:val="left"/>
+      <w:pPr>
+        <w:ind w:left="6480" w:hanging="360"/>
+      </w:pPr>
+      <w:rPr>
+        <w:u w:val="none"/>
+      </w:rPr>
+    </w:lvl>
+  </w:abstractNum>
   <w:num w:numId="1">
     <w:abstractNumId w:val="1"/>
   </w:num>
   <w:num w:numId="2">
     <w:abstractNumId w:val="2"/>
+  </w:num>
+  <w:num w:numId="3">
+    <w:abstractNumId w:val="3"/>
   </w:num>
 </w:numbering>
 </file>
